--- a/docs/ユーザー用マニュアル_v2.3.docx
+++ b/docs/ユーザー用マニュアル_v2.3.docx
@@ -2056,6 +2056,109 @@
                 <w:b/>
                 <w:bCs/>
               </w:rPr>
+              <w:t xml:space="preserve">入力できるのは明細まわりだけです</w:t>
+            </w:r>
+          </w:p>
+          <w:p>
+            <w:pPr>
+              <w:spacing w:after="40"/>
+            </w:pPr>
+            <w:r>
+              <w:t xml:space="preserve">書類の体裁や、自動で転記された宛先・担当者などの項目は、誤って書き換えないよう</w:t>
+            </w:r>
+          </w:p>
+          <w:p>
+            <w:pPr>
+              <w:spacing w:after="40"/>
+            </w:pPr>
+            <w:r>
+              <w:t xml:space="preserve">ロックしています。編集できるのは以下の範囲です。</w:t>
+            </w:r>
+          </w:p>
+          <w:p>
+            <w:pPr>
+              <w:spacing w:after="40"/>
+            </w:pPr>
+            <w:r>
+              <w:t xml:space="preserve"/>
+            </w:r>
+          </w:p>
+          <w:p>
+            <w:pPr>
+              <w:spacing w:after="40"/>
+            </w:pPr>
+            <w:r>
+              <w:t xml:space="preserve">　B22:E47 ／ G22:G54（請求書はG52、納品書はG51まで） ／ B48:C54 ／ E49 ／ F50 ／ F53</w:t>
+            </w:r>
+          </w:p>
+          <w:p>
+            <w:pPr>
+              <w:spacing w:after="40"/>
+            </w:pPr>
+            <w:r>
+              <w:t xml:space="preserve"/>
+            </w:r>
+          </w:p>
+          <w:p>
+            <w:pPr>
+              <w:spacing w:after="40"/>
+            </w:pPr>
+            <w:r>
+              <w:t xml:space="preserve">ロックされた範囲を編集しようとすると、Googleの警告が表示されます。</w:t>
+            </w:r>
+          </w:p>
+          <w:p>
+            <w:pPr>
+              <w:spacing w:after="40"/>
+            </w:pPr>
+            <w:r>
+              <w:t xml:space="preserve">どうしても編集が必要な場合は総務へご相談ください。</w:t>
+            </w:r>
+          </w:p>
+        </w:tc>
+      </w:tr>
+    </w:tbl>
+    <w:p>
+      <w:pPr>
+        <w:spacing w:after="160"/>
+      </w:pPr>
+    </w:p>
+    <w:tbl>
+      <w:tblPr>
+        <w:tblW w:type="dxa" w:w="9000"/>
+        <w:tblBorders>
+          <w:top w:val="single" w:color="auto" w:sz="4"/>
+          <w:left w:val="single" w:color="auto" w:sz="4"/>
+          <w:bottom w:val="single" w:color="auto" w:sz="4"/>
+          <w:right w:val="single" w:color="auto" w:sz="4"/>
+          <w:insideH w:val="single" w:color="auto" w:sz="4"/>
+          <w:insideV w:val="single" w:color="auto" w:sz="4"/>
+        </w:tblBorders>
+      </w:tblPr>
+      <w:tblGrid>
+        <w:gridCol w:w="9000"/>
+      </w:tblGrid>
+      <w:tr>
+        <w:tc>
+          <w:tcPr>
+            <w:tcW w:type="dxa" w:w="9000"/>
+            <w:shd w:fill="FFF4E5" w:val="clear"/>
+            <w:tcMar>
+              <w:top w:type="dxa" w:w="120"/>
+              <w:left w:type="dxa" w:w="160"/>
+              <w:bottom w:type="dxa" w:w="120"/>
+              <w:right w:type="dxa" w:w="160"/>
+            </w:tcMar>
+          </w:tcPr>
+          <w:p>
+            <w:pPr>
+              <w:spacing w:after="60"/>
+            </w:pPr>
+            <w:r>
+              <w:rPr>
+                <w:b/>
+                <w:bCs/>
+              </w:rPr>
               <w:t xml:space="preserve">書類の作成は管理用アカウントで行ってください</w:t>
             </w:r>
           </w:p>
@@ -2977,7 +3080,7 @@
         <w:tc>
           <w:tcPr>
             <w:tcW w:type="dxa" w:w="9000"/>
-            <w:shd w:fill="FDE7E9" w:val="clear"/>
+            <w:shd w:fill="FFF4E5" w:val="clear"/>
             <w:tcMar>
               <w:top w:type="dxa" w:w="120"/>
               <w:left w:type="dxa" w:w="160"/>
@@ -2994,7 +3097,7 @@
                 <w:b/>
                 <w:bCs/>
               </w:rPr>
-              <w:t xml:space="preserve">PDF化は必ずサイドバーから行ってください</w:t>
+              <w:t xml:space="preserve">PDF化はサイドバーから行ってください</w:t>
             </w:r>
           </w:p>
           <w:p>
@@ -3002,15 +3105,7 @@
               <w:spacing w:after="40"/>
             </w:pPr>
             <w:r>
-              <w:t xml:space="preserve">書類のスプレッドシートからは「ファイル &gt; ダウンロード」や「印刷」が使えないよう設定されています。</w:t>
-            </w:r>
-          </w:p>
-          <w:p>
-            <w:pPr>
-              <w:spacing w:after="40"/>
-            </w:pPr>
-            <w:r>
-              <w:t xml:space="preserve">サイドバーの「PDF出力」を経由しないと、出力者の記録が残らず、出力範囲も制御されないためです。</w:t>
+              <w:t xml:space="preserve">サイドバーの「PDF出力」を経由しないと、出力者の記録が残らず、出力範囲も制御されません。</w:t>
             </w:r>
           </w:p>
           <w:p>

--- a/docs/ユーザー用マニュアル_v2.3.docx
+++ b/docs/ユーザー用マニュアル_v2.3.docx
@@ -2096,6 +2096,14 @@
               <w:spacing w:after="40"/>
             </w:pPr>
             <w:r>
+              <w:t xml:space="preserve">　見積書はこれに加えて J22:O47 ／ N53（社内の作業用エリア）も編集できます。</w:t>
+            </w:r>
+          </w:p>
+          <w:p>
+            <w:pPr>
+              <w:spacing w:after="40"/>
+            </w:pPr>
+            <w:r>
               <w:t xml:space="preserve"/>
             </w:r>
           </w:p>
@@ -2399,7 +2407,7 @@
         <w:spacing w:after="60"/>
       </w:pPr>
       <w:r>
-        <w:t xml:space="preserve">書類シートがロックされ、編集できなくなる（見積書のJ21:O54の作業用エリアのみ、承認後も編集できます）</w:t>
+        <w:t xml:space="preserve">書類シートがロックされ、編集できなくなる（見積書のJ22:O47とN53の作業用エリアのみ、承認後も編集できます）</w:t>
       </w:r>
     </w:p>
     <w:p>

--- a/docs/ユーザー用マニュアル_v2.3.docx
+++ b/docs/ユーザー用マニュアル_v2.3.docx
@@ -5665,6 +5665,125 @@
         <w:t xml:space="preserve">A. 過去の期のデータは、ファイルが重くならないよう「案件データ_{期}期」という別ファイルへ自動的に移動されます。過去の案件を確認したい場合は、アーカイブフォルダ内の該当ファイルを直接開いてください。なお、アーカイブされた案件はサイドバーからは操作できません。</w:t>
       </w:r>
     </w:p>
+    <w:p>
+      <w:pPr>
+        <w:spacing w:after="160"/>
+      </w:pPr>
+    </w:p>
+    <w:tbl>
+      <w:tblPr>
+        <w:tblW w:type="dxa" w:w="9000"/>
+        <w:tblBorders>
+          <w:top w:val="single" w:color="auto" w:sz="4"/>
+          <w:left w:val="single" w:color="auto" w:sz="4"/>
+          <w:bottom w:val="single" w:color="auto" w:sz="4"/>
+          <w:right w:val="single" w:color="auto" w:sz="4"/>
+          <w:insideH w:val="single" w:color="auto" w:sz="4"/>
+          <w:insideV w:val="single" w:color="auto" w:sz="4"/>
+        </w:tblBorders>
+      </w:tblPr>
+      <w:tblGrid>
+        <w:gridCol w:w="9000"/>
+      </w:tblGrid>
+      <w:tr>
+        <w:tc>
+          <w:tcPr>
+            <w:tcW w:type="dxa" w:w="9000"/>
+            <w:shd w:fill="FFF4E5" w:val="clear"/>
+            <w:tcMar>
+              <w:top w:type="dxa" w:w="120"/>
+              <w:left w:type="dxa" w:w="160"/>
+              <w:bottom w:type="dxa" w:w="120"/>
+              <w:right w:type="dxa" w:w="160"/>
+            </w:tcMar>
+          </w:tcPr>
+          <w:p>
+            <w:pPr>
+              <w:spacing w:after="60"/>
+            </w:pPr>
+            <w:r>
+              <w:rPr>
+                <w:b/>
+                <w:bCs/>
+              </w:rPr>
+              <w:t xml:space="preserve">過去の期のデータが移動されるタイミング</w:t>
+            </w:r>
+          </w:p>
+          <w:p>
+            <w:pPr>
+              <w:spacing w:after="40"/>
+            </w:pPr>
+            <w:r>
+              <w:t xml:space="preserve">期が切り替わっただけでは移動されません。前の期の案件が「すべて最終承認または中止」に</w:t>
+            </w:r>
+          </w:p>
+          <w:p>
+            <w:pPr>
+              <w:spacing w:after="40"/>
+            </w:pPr>
+            <w:r>
+              <w:t xml:space="preserve">なって初めて対象となり、そこからさらに1日おいてから移動されます。</w:t>
+            </w:r>
+          </w:p>
+          <w:p>
+            <w:pPr>
+              <w:spacing w:after="40"/>
+            </w:pPr>
+            <w:r>
+              <w:t xml:space="preserve"/>
+            </w:r>
+          </w:p>
+          <w:p>
+            <w:pPr>
+              <w:spacing w:after="40"/>
+            </w:pPr>
+            <w:r>
+              <w:t xml:space="preserve">つまり、前の期に進行中の案件が1件でも残っていれば、その期のシートは作業ファイルに</w:t>
+            </w:r>
+          </w:p>
+          <w:p>
+            <w:pPr>
+              <w:spacing w:after="40"/>
+            </w:pPr>
+            <w:r>
+              <w:t xml:space="preserve">残り続けます。期をまたいで案件を進めても問題ありません。</w:t>
+            </w:r>
+          </w:p>
+          <w:p>
+            <w:pPr>
+              <w:spacing w:after="40"/>
+            </w:pPr>
+            <w:r>
+              <w:t xml:space="preserve"/>
+            </w:r>
+          </w:p>
+          <w:p>
+            <w:pPr>
+              <w:spacing w:after="40"/>
+            </w:pPr>
+            <w:r>
+              <w:t xml:space="preserve">また、すべて完了した当日には移動しません。誤って最終承認した場合に「元に戻す」</w:t>
+            </w:r>
+          </w:p>
+          <w:p>
+            <w:pPr>
+              <w:spacing w:after="40"/>
+            </w:pPr>
+            <w:r>
+              <w:t xml:space="preserve">（12章）ができるよう、1日の猶予を置いています。猶予の間に案件を戻した場合は、</w:t>
+            </w:r>
+          </w:p>
+          <w:p>
+            <w:pPr>
+              <w:spacing w:after="40"/>
+            </w:pPr>
+            <w:r>
+              <w:t xml:space="preserve">改めてすべて完了した日から数え直します。</w:t>
+            </w:r>
+          </w:p>
+        </w:tc>
+      </w:tr>
+    </w:tbl>
     <w:p>
       <w:pPr>
         <w:pStyle w:val="Heading3"/>

--- a/docs/ユーザー用マニュアル_v2.3.docx
+++ b/docs/ユーザー用マニュアル_v2.3.docx
@@ -3200,199 +3200,6 @@
     </w:tbl>
     <w:p>
       <w:pPr>
-        <w:pStyle w:val="Heading1"/>
-      </w:pPr>
-      <w:r>
-        <w:t xml:space="preserve">9. 最終承認する</w:t>
-      </w:r>
-    </w:p>
-    <w:p>
-      <w:pPr>
-        <w:spacing w:after="120"/>
-      </w:pPr>
-      <w:r>
-        <w:rPr>
-          <w:b w:val="false"/>
-          <w:bCs w:val="false"/>
-          <w:i w:val="false"/>
-          <w:iCs w:val="false"/>
-        </w:rPr>
-        <w:t xml:space="preserve">請求ステータスが「請求済み」になった案件は、最終承認して閉じることができます（最終承認権限が必要です）。</w:t>
-      </w:r>
-    </w:p>
-    <w:p>
-      <w:pPr>
-        <w:pStyle w:val="ListParagraph"/>
-        <w:numPr>
-          <w:ilvl w:val="0"/>
-          <w:numId w:val="2"/>
-        </w:numPr>
-        <w:spacing w:after="60"/>
-      </w:pPr>
-      <w:r>
-        <w:t xml:space="preserve">サイドバー下部の「最終承認済み」ボタンをクリックします</w:t>
-      </w:r>
-    </w:p>
-    <w:p>
-      <w:pPr>
-        <w:pStyle w:val="ListParagraph"/>
-        <w:numPr>
-          <w:ilvl w:val="0"/>
-          <w:numId w:val="2"/>
-        </w:numPr>
-        <w:spacing w:after="60"/>
-      </w:pPr>
-      <w:r>
-        <w:t xml:space="preserve">コメントを入力して「実行」をクリックします</w:t>
-      </w:r>
-    </w:p>
-    <w:p>
-      <w:pPr>
-        <w:pStyle w:val="ListParagraph"/>
-        <w:numPr>
-          <w:ilvl w:val="0"/>
-          <w:numId w:val="2"/>
-        </w:numPr>
-        <w:spacing w:after="60"/>
-      </w:pPr>
-      <w:r>
-        <w:t xml:space="preserve">案件がメイン画面シートから削除されます（全案件DBには残ります）</w:t>
-      </w:r>
-    </w:p>
-    <w:p>
-      <w:pPr>
-        <w:spacing w:after="160"/>
-      </w:pPr>
-    </w:p>
-    <w:p>
-      <w:pPr>
-        <w:spacing w:after="120"/>
-      </w:pPr>
-      <w:r>
-        <w:rPr>
-          <w:b w:val="false"/>
-          <w:bCs w:val="false"/>
-          <w:i w:val="false"/>
-          <w:iCs w:val="false"/>
-        </w:rPr>
-        <w:t xml:space="preserve">最終承認後も、全案件DBシートで該当の案件行を選択すれば、サイドバーで操作履歴を確認できます（操作ボタンはすべて押せない状態になります）。</w:t>
-      </w:r>
-    </w:p>
-    <w:p>
-      <w:pPr>
-        <w:pStyle w:val="Heading1"/>
-      </w:pPr>
-      <w:r>
-        <w:t xml:space="preserve">10. 案件を中止する</w:t>
-      </w:r>
-    </w:p>
-    <w:p>
-      <w:pPr>
-        <w:spacing w:after="120"/>
-      </w:pPr>
-      <w:r>
-        <w:rPr>
-          <w:b w:val="false"/>
-          <w:bCs w:val="false"/>
-          <w:i w:val="false"/>
-          <w:iCs w:val="false"/>
-        </w:rPr>
-        <w:t xml:space="preserve">案件が途中で中止になった場合は、サイドバー最下部の「案件中止」ボタンで処理します。</w:t>
-      </w:r>
-    </w:p>
-    <w:p>
-      <w:pPr>
-        <w:pStyle w:val="ListParagraph"/>
-        <w:numPr>
-          <w:ilvl w:val="0"/>
-          <w:numId w:val="3"/>
-        </w:numPr>
-        <w:spacing w:after="60"/>
-      </w:pPr>
-      <w:r>
-        <w:t xml:space="preserve">社員であれば誰でも実行できます（特別な権限は不要です）</w:t>
-      </w:r>
-    </w:p>
-    <w:p>
-      <w:pPr>
-        <w:pStyle w:val="ListParagraph"/>
-        <w:numPr>
-          <w:ilvl w:val="0"/>
-          <w:numId w:val="3"/>
-        </w:numPr>
-        <w:spacing w:after="60"/>
-      </w:pPr>
-      <w:r>
-        <w:t xml:space="preserve">案件がどの段階にあっても中止できます</w:t>
-      </w:r>
-    </w:p>
-    <w:p>
-      <w:pPr>
-        <w:pStyle w:val="ListParagraph"/>
-        <w:numPr>
-          <w:ilvl w:val="0"/>
-          <w:numId w:val="3"/>
-        </w:numPr>
-        <w:spacing w:after="60"/>
-      </w:pPr>
-      <w:r>
-        <w:t xml:space="preserve">確認画面で中止理由（任意）を入力して実行します</w:t>
-      </w:r>
-    </w:p>
-    <w:p>
-      <w:pPr>
-        <w:pStyle w:val="ListParagraph"/>
-        <w:numPr>
-          <w:ilvl w:val="0"/>
-          <w:numId w:val="3"/>
-        </w:numPr>
-        <w:spacing w:after="60"/>
-      </w:pPr>
-      <w:r>
-        <w:t xml:space="preserve">ステータスが「中止」になり、メイン画面シートから削除されます</w:t>
-      </w:r>
-    </w:p>
-    <w:p>
-      <w:pPr>
-        <w:pStyle w:val="ListParagraph"/>
-        <w:numPr>
-          <w:ilvl w:val="0"/>
-          <w:numId w:val="3"/>
-        </w:numPr>
-        <w:spacing w:after="60"/>
-      </w:pPr>
-      <w:r>
-        <w:t xml:space="preserve">中止した案件は請求予定レポートに含まれなくなります</w:t>
-      </w:r>
-    </w:p>
-    <w:p>
-      <w:pPr>
-        <w:pStyle w:val="ListParagraph"/>
-        <w:numPr>
-          <w:ilvl w:val="0"/>
-          <w:numId w:val="3"/>
-        </w:numPr>
-        <w:spacing w:after="60"/>
-      </w:pPr>
-      <w:r>
-        <w:t xml:space="preserve">見積書がまだ作成されていない場合は、中止の記録として見積書が自動で作成されます</w:t>
-      </w:r>
-    </w:p>
-    <w:p>
-      <w:pPr>
-        <w:pStyle w:val="ListParagraph"/>
-        <w:numPr>
-          <w:ilvl w:val="0"/>
-          <w:numId w:val="3"/>
-        </w:numPr>
-        <w:spacing w:after="60"/>
-      </w:pPr>
-      <w:r>
-        <w:t xml:space="preserve">3書類すべての保管フォルダが「中止案件」フォルダへ移動します</w:t>
-      </w:r>
-    </w:p>
-    <w:p>
-      <w:pPr>
         <w:spacing w:after="160"/>
       </w:pPr>
     </w:p>
@@ -3432,6 +3239,310 @@
                 <w:b/>
                 <w:bCs/>
               </w:rPr>
+              <w:t xml:space="preserve">PDFは常に最新の1つだけが残ります</w:t>
+            </w:r>
+          </w:p>
+          <w:p>
+            <w:pPr>
+              <w:spacing w:after="40"/>
+            </w:pPr>
+            <w:r>
+              <w:t xml:space="preserve">同じ書類のPDFを何度出力しても、案件フォルダに残るのは最新の1つだけです。</w:t>
+            </w:r>
+          </w:p>
+          <w:p>
+            <w:pPr>
+              <w:spacing w:after="40"/>
+            </w:pPr>
+            <w:r>
+              <w:t xml:space="preserve">古いPDFは自動でゴミ箱へ移動します。</w:t>
+            </w:r>
+          </w:p>
+          <w:p>
+            <w:pPr>
+              <w:spacing w:after="40"/>
+            </w:pPr>
+            <w:r>
+              <w:t xml:space="preserve"/>
+            </w:r>
+          </w:p>
+          <w:p>
+            <w:pPr>
+              <w:spacing w:after="40"/>
+            </w:pPr>
+            <w:r>
+              <w:t xml:space="preserve">また、書類を再作成すると、その時点で古い版のものになるPDFは削除され、</w:t>
+            </w:r>
+          </w:p>
+          <w:p>
+            <w:pPr>
+              <w:spacing w:after="40"/>
+            </w:pPr>
+            <w:r>
+              <w:t xml:space="preserve">案件シートの出力リンクも空になります。修正後に改めて承認を受けてから、</w:t>
+            </w:r>
+          </w:p>
+          <w:p>
+            <w:pPr>
+              <w:spacing w:after="40"/>
+            </w:pPr>
+            <w:r>
+              <w:t xml:space="preserve">PDFを出力し直してください。</w:t>
+            </w:r>
+          </w:p>
+          <w:p>
+            <w:pPr>
+              <w:spacing w:after="40"/>
+            </w:pPr>
+            <w:r>
+              <w:t xml:space="preserve"/>
+            </w:r>
+          </w:p>
+          <w:p>
+            <w:pPr>
+              <w:spacing w:after="40"/>
+            </w:pPr>
+            <w:r>
+              <w:t xml:space="preserve">削除はゴミ箱への移動なので、必要であればDriveのゴミ箱から戻せます。</w:t>
+            </w:r>
+          </w:p>
+        </w:tc>
+      </w:tr>
+    </w:tbl>
+    <w:p>
+      <w:pPr>
+        <w:pStyle w:val="Heading1"/>
+      </w:pPr>
+      <w:r>
+        <w:t xml:space="preserve">9. 最終承認する</w:t>
+      </w:r>
+    </w:p>
+    <w:p>
+      <w:pPr>
+        <w:spacing w:after="120"/>
+      </w:pPr>
+      <w:r>
+        <w:rPr>
+          <w:b w:val="false"/>
+          <w:bCs w:val="false"/>
+          <w:i w:val="false"/>
+          <w:iCs w:val="false"/>
+        </w:rPr>
+        <w:t xml:space="preserve">請求ステータスが「請求済み」になった案件は、最終承認して閉じることができます（最終承認権限が必要です）。</w:t>
+      </w:r>
+    </w:p>
+    <w:p>
+      <w:pPr>
+        <w:pStyle w:val="ListParagraph"/>
+        <w:numPr>
+          <w:ilvl w:val="0"/>
+          <w:numId w:val="2"/>
+        </w:numPr>
+        <w:spacing w:after="60"/>
+      </w:pPr>
+      <w:r>
+        <w:t xml:space="preserve">サイドバー下部の「最終承認済み」ボタンをクリックします</w:t>
+      </w:r>
+    </w:p>
+    <w:p>
+      <w:pPr>
+        <w:pStyle w:val="ListParagraph"/>
+        <w:numPr>
+          <w:ilvl w:val="0"/>
+          <w:numId w:val="2"/>
+        </w:numPr>
+        <w:spacing w:after="60"/>
+      </w:pPr>
+      <w:r>
+        <w:t xml:space="preserve">コメントを入力して「実行」をクリックします</w:t>
+      </w:r>
+    </w:p>
+    <w:p>
+      <w:pPr>
+        <w:pStyle w:val="ListParagraph"/>
+        <w:numPr>
+          <w:ilvl w:val="0"/>
+          <w:numId w:val="2"/>
+        </w:numPr>
+        <w:spacing w:after="60"/>
+      </w:pPr>
+      <w:r>
+        <w:t xml:space="preserve">案件がメイン画面シートから削除されます（全案件DBには残ります）</w:t>
+      </w:r>
+    </w:p>
+    <w:p>
+      <w:pPr>
+        <w:spacing w:after="160"/>
+      </w:pPr>
+    </w:p>
+    <w:p>
+      <w:pPr>
+        <w:spacing w:after="120"/>
+      </w:pPr>
+      <w:r>
+        <w:rPr>
+          <w:b w:val="false"/>
+          <w:bCs w:val="false"/>
+          <w:i w:val="false"/>
+          <w:iCs w:val="false"/>
+        </w:rPr>
+        <w:t xml:space="preserve">最終承認後も、全案件DBシートで該当の案件行を選択すれば、サイドバーで操作履歴を確認できます（操作ボタンはすべて押せない状態になります）。</w:t>
+      </w:r>
+    </w:p>
+    <w:p>
+      <w:pPr>
+        <w:pStyle w:val="Heading1"/>
+      </w:pPr>
+      <w:r>
+        <w:t xml:space="preserve">10. 案件を中止する</w:t>
+      </w:r>
+    </w:p>
+    <w:p>
+      <w:pPr>
+        <w:spacing w:after="120"/>
+      </w:pPr>
+      <w:r>
+        <w:rPr>
+          <w:b w:val="false"/>
+          <w:bCs w:val="false"/>
+          <w:i w:val="false"/>
+          <w:iCs w:val="false"/>
+        </w:rPr>
+        <w:t xml:space="preserve">案件が途中で中止になった場合は、サイドバー最下部の「案件中止」ボタンで処理します。</w:t>
+      </w:r>
+    </w:p>
+    <w:p>
+      <w:pPr>
+        <w:pStyle w:val="ListParagraph"/>
+        <w:numPr>
+          <w:ilvl w:val="0"/>
+          <w:numId w:val="3"/>
+        </w:numPr>
+        <w:spacing w:after="60"/>
+      </w:pPr>
+      <w:r>
+        <w:t xml:space="preserve">社員であれば誰でも実行できます（特別な権限は不要です）</w:t>
+      </w:r>
+    </w:p>
+    <w:p>
+      <w:pPr>
+        <w:pStyle w:val="ListParagraph"/>
+        <w:numPr>
+          <w:ilvl w:val="0"/>
+          <w:numId w:val="3"/>
+        </w:numPr>
+        <w:spacing w:after="60"/>
+      </w:pPr>
+      <w:r>
+        <w:t xml:space="preserve">案件がどの段階にあっても中止できます</w:t>
+      </w:r>
+    </w:p>
+    <w:p>
+      <w:pPr>
+        <w:pStyle w:val="ListParagraph"/>
+        <w:numPr>
+          <w:ilvl w:val="0"/>
+          <w:numId w:val="3"/>
+        </w:numPr>
+        <w:spacing w:after="60"/>
+      </w:pPr>
+      <w:r>
+        <w:t xml:space="preserve">確認画面で中止理由（任意）を入力して実行します</w:t>
+      </w:r>
+    </w:p>
+    <w:p>
+      <w:pPr>
+        <w:pStyle w:val="ListParagraph"/>
+        <w:numPr>
+          <w:ilvl w:val="0"/>
+          <w:numId w:val="3"/>
+        </w:numPr>
+        <w:spacing w:after="60"/>
+      </w:pPr>
+      <w:r>
+        <w:t xml:space="preserve">ステータスが「中止」になり、メイン画面シートから削除されます</w:t>
+      </w:r>
+    </w:p>
+    <w:p>
+      <w:pPr>
+        <w:pStyle w:val="ListParagraph"/>
+        <w:numPr>
+          <w:ilvl w:val="0"/>
+          <w:numId w:val="3"/>
+        </w:numPr>
+        <w:spacing w:after="60"/>
+      </w:pPr>
+      <w:r>
+        <w:t xml:space="preserve">中止した案件は請求予定レポートに含まれなくなります</w:t>
+      </w:r>
+    </w:p>
+    <w:p>
+      <w:pPr>
+        <w:pStyle w:val="ListParagraph"/>
+        <w:numPr>
+          <w:ilvl w:val="0"/>
+          <w:numId w:val="3"/>
+        </w:numPr>
+        <w:spacing w:after="60"/>
+      </w:pPr>
+      <w:r>
+        <w:t xml:space="preserve">見積書がまだ作成されていない場合は、中止の記録として見積書が自動で作成されます</w:t>
+      </w:r>
+    </w:p>
+    <w:p>
+      <w:pPr>
+        <w:pStyle w:val="ListParagraph"/>
+        <w:numPr>
+          <w:ilvl w:val="0"/>
+          <w:numId w:val="3"/>
+        </w:numPr>
+        <w:spacing w:after="60"/>
+      </w:pPr>
+      <w:r>
+        <w:t xml:space="preserve">3書類すべての保管フォルダが「中止案件」フォルダへ移動します</w:t>
+      </w:r>
+    </w:p>
+    <w:p>
+      <w:pPr>
+        <w:spacing w:after="160"/>
+      </w:pPr>
+    </w:p>
+    <w:tbl>
+      <w:tblPr>
+        <w:tblW w:type="dxa" w:w="9000"/>
+        <w:tblBorders>
+          <w:top w:val="single" w:color="auto" w:sz="4"/>
+          <w:left w:val="single" w:color="auto" w:sz="4"/>
+          <w:bottom w:val="single" w:color="auto" w:sz="4"/>
+          <w:right w:val="single" w:color="auto" w:sz="4"/>
+          <w:insideH w:val="single" w:color="auto" w:sz="4"/>
+          <w:insideV w:val="single" w:color="auto" w:sz="4"/>
+        </w:tblBorders>
+      </w:tblPr>
+      <w:tblGrid>
+        <w:gridCol w:w="9000"/>
+      </w:tblGrid>
+      <w:tr>
+        <w:tc>
+          <w:tcPr>
+            <w:tcW w:type="dxa" w:w="9000"/>
+            <w:shd w:fill="FFF4E5" w:val="clear"/>
+            <w:tcMar>
+              <w:top w:type="dxa" w:w="120"/>
+              <w:left w:type="dxa" w:w="160"/>
+              <w:bottom w:type="dxa" w:w="120"/>
+              <w:right w:type="dxa" w:w="160"/>
+            </w:tcMar>
+          </w:tcPr>
+          <w:p>
+            <w:pPr>
+              <w:spacing w:after="60"/>
+            </w:pPr>
+            <w:r>
+              <w:rPr>
+                <w:b/>
+                <w:bCs/>
+              </w:rPr>
               <w:t xml:space="preserve">間違えて中止した場合</w:t>
             </w:r>
           </w:p>
@@ -3513,6 +3624,19 @@
       </w:pPr>
       <w:r>
         <w:t xml:space="preserve">同じファイル内に編集可能な新しいシートが作成され、そちらが最新版になります</w:t>
+      </w:r>
+    </w:p>
+    <w:p>
+      <w:pPr>
+        <w:pStyle w:val="ListParagraph"/>
+        <w:numPr>
+          <w:ilvl w:val="0"/>
+          <w:numId w:val="2"/>
+        </w:numPr>
+        <w:spacing w:after="60"/>
+      </w:pPr>
+      <w:r>
+        <w:t xml:space="preserve">古い版のシートは社印が外れた状態で保管され、編集できなくなります</w:t>
       </w:r>
     </w:p>
     <w:p>
